--- a/data/resume/docs/base.template.docx
+++ b/data/resume/docs/base.template.docx
@@ -66,27 +66,108 @@
     <w:p>
       <w:r>
         <w:rPr>
-          <w:b/>
-          <w:bCs/>
-        </w:rPr>
-        <w:t xml:space="preserve">Lead Engineer at </w:t>
-      </w:r>
-      <w:proofErr w:type="spellStart"/>
-      <w:r>
-        <w:rPr>
-          <w:b/>
-          <w:bCs/>
-        </w:rPr>
-        <w:t>Technumen</w:t>
-      </w:r>
-      <w:proofErr w:type="spellEnd"/>
-      <w:r>
-        <w:t xml:space="preserve"> with over 9 years of extensive experience in Web Application Development. Proficient in full-stack development, with expertise in Java, frontend and backend development in Monolithic and Microservice architectures. Skilled in AWS Services, Stripe payment gateway integration, and Linux System Administration. Strong track record in developing ERP applications and diverse web applications for product and service-based organizations. Proficient in Spring, Hibernate, ReactJS, Angular and Docker. </w:t>
-      </w:r>
-    </w:p>
-    <w:p>
-      <w:r>
-        <w:t>Actively engaged on stackoverflow.com with a reputation of over 8000 points. Passionate hobbyist guitarist.</w:t>
+          <w:rFonts w:cstheme="minorHAnsi"/>
+          <w:szCs w:val="21"/>
+        </w:rPr>
+        <w:t xml:space="preserve">Senior Staff Engineer / Lead Backend Engineer with </w:t>
+      </w:r>
+      <w:r>
+        <w:rPr>
+          <w:rStyle w:val="s1"/>
+          <w:rFonts w:cstheme="minorHAnsi"/>
+          <w:b/>
+          <w:bCs/>
+          <w:szCs w:val="21"/>
+        </w:rPr>
+        <w:t>10+ years of experience</w:t>
+      </w:r>
+      <w:r>
+        <w:rPr>
+          <w:rFonts w:cstheme="minorHAnsi"/>
+          <w:szCs w:val="21"/>
+        </w:rPr>
+        <w:t xml:space="preserve"> designing, modernizing, and scaling secure enterprise applications across </w:t>
+      </w:r>
+      <w:r>
+        <w:rPr>
+          <w:rStyle w:val="s1"/>
+          <w:rFonts w:cstheme="minorHAnsi"/>
+          <w:b/>
+          <w:bCs/>
+          <w:szCs w:val="21"/>
+        </w:rPr>
+        <w:t>digital banking, insurance, fintech, SaaS, ERP, and product platforms</w:t>
+      </w:r>
+      <w:r>
+        <w:rPr>
+          <w:rFonts w:cstheme="minorHAnsi"/>
+          <w:szCs w:val="21"/>
+        </w:rPr>
+        <w:t xml:space="preserve">. Strong expertise in </w:t>
+      </w:r>
+      <w:r>
+        <w:rPr>
+          <w:rStyle w:val="s1"/>
+          <w:rFonts w:cstheme="minorHAnsi"/>
+          <w:b/>
+          <w:bCs/>
+          <w:szCs w:val="21"/>
+        </w:rPr>
+        <w:t>Java, Spring Boot, microservices, distributed systems, AWS, Kubernetes, CI/CD, cloud-native architecture</w:t>
+      </w:r>
+      <w:r>
+        <w:rPr>
+          <w:rFonts w:cstheme="minorHAnsi"/>
+          <w:szCs w:val="21"/>
+        </w:rPr>
+        <w:t xml:space="preserve">, and production-grade system design. Experienced in </w:t>
+      </w:r>
+      <w:r>
+        <w:rPr>
+          <w:rStyle w:val="s1"/>
+          <w:rFonts w:cstheme="minorHAnsi"/>
+          <w:b/>
+          <w:bCs/>
+          <w:szCs w:val="21"/>
+        </w:rPr>
+        <w:t>leading engineering teams</w:t>
+      </w:r>
+      <w:r>
+        <w:rPr>
+          <w:rFonts w:cstheme="minorHAnsi"/>
+          <w:szCs w:val="21"/>
+        </w:rPr>
+        <w:t xml:space="preserve">, owning end-to-end delivery, modernizing legacy applications, optimizing performance, resolving production issues, and integrating backend systems with frontend platforms, third-party services, and enterprise security solutions. Known for </w:t>
+      </w:r>
+      <w:r>
+        <w:rPr>
+          <w:rStyle w:val="s1"/>
+          <w:rFonts w:cstheme="minorHAnsi"/>
+          <w:b/>
+          <w:bCs/>
+          <w:szCs w:val="21"/>
+        </w:rPr>
+        <w:t>strong ownership, release execution, banking-grade reliability, clean architecture, cloud automation</w:t>
+      </w:r>
+      <w:r>
+        <w:rPr>
+          <w:rFonts w:cstheme="minorHAnsi"/>
+          <w:szCs w:val="21"/>
+        </w:rPr>
+        <w:t xml:space="preserve">, and practical engineering leadership. Active Stack Overflow contributor with </w:t>
+      </w:r>
+      <w:r>
+        <w:rPr>
+          <w:rStyle w:val="s1"/>
+          <w:rFonts w:cstheme="minorHAnsi"/>
+          <w:b/>
+          <w:bCs/>
+          <w:szCs w:val="21"/>
+        </w:rPr>
+        <w:t>8K+ reputation</w:t>
+      </w:r>
+      <w:r>
+        <w:t>.</w:t>
       </w:r>
     </w:p>
     <w:p>
@@ -98,6 +179,9 @@
       </w:r>
     </w:p>
     <w:p>
+      <w:pPr>
+        <w:pStyle w:val="ListParagraph"/>
+      </w:pPr>
       <w:r>
         <w:t>data not available</w:t>
       </w:r>
@@ -115,15 +199,31 @@
         <w:pStyle w:val="Heading3"/>
       </w:pPr>
       <w:r>
-        <w:t xml:space="preserve">Lead Cloud Engineer, </w:t>
-      </w:r>
-      <w:proofErr w:type="spellStart"/>
-      <w:r>
-        <w:t>Technumen</w:t>
-      </w:r>
-      <w:proofErr w:type="spellEnd"/>
-      <w:r>
-        <w:t xml:space="preserve"> | 2024 - Present</w:t>
+        <w:t>Lead Cloud Engineer</w:t>
+      </w:r>
+      <w:r>
+        <w:t xml:space="preserve">, </w:t>
+      </w:r>
+      <w:r>
+        <w:t>Liberty Mutual</w:t>
+      </w:r>
+      <w:r>
+        <w:t xml:space="preserve"> (via Technumen)</w:t>
+      </w:r>
+      <w:r>
+        <w:t xml:space="preserve"> | Mar 2024 </w:t>
+      </w:r>
+      <w:r>
+        <w:t>–</w:t>
+      </w:r>
+      <w:r>
+        <w:t xml:space="preserve"> Jul</w:t>
+      </w:r>
+      <w:r>
+        <w:t xml:space="preserve"> </w:t>
+      </w:r>
+      <w:r>
+        <w:t>2025</w:t>
       </w:r>
     </w:p>
     <w:p>
@@ -183,7 +283,37 @@
         <w:pStyle w:val="Heading3"/>
       </w:pPr>
       <w:r>
-        <w:t>Product Development Engineer, Calibo | 2020 - 2023</w:t>
+        <w:t>Product Development Engineer</w:t>
+      </w:r>
+      <w:r>
+        <w:t>,</w:t>
+      </w:r>
+      <w:r>
+        <w:t xml:space="preserve"> Calibo | </w:t>
+      </w:r>
+      <w:r>
+        <w:t xml:space="preserve">Oct </w:t>
+      </w:r>
+      <w:r>
+        <w:t xml:space="preserve">2020 </w:t>
+      </w:r>
+      <w:r>
+        <w:t>–</w:t>
+      </w:r>
+      <w:r>
+        <w:t xml:space="preserve"> </w:t>
+      </w:r>
+      <w:r>
+        <w:t>Jan</w:t>
+      </w:r>
+      <w:r>
+        <w:t xml:space="preserve"> </w:t>
+      </w:r>
+      <w:r>
+        <w:t>202</w:t>
+      </w:r>
+      <w:r>
+        <w:t>4</w:t>
       </w:r>
     </w:p>
     <w:p>
@@ -247,7 +377,6 @@
       <w:r>
         <w:t xml:space="preserve">, and </w:t>
       </w:r>
-      <w:proofErr w:type="spellStart"/>
       <w:r>
         <w:rPr>
           <w:b/>
@@ -255,7 +384,6 @@
         </w:rPr>
         <w:t>Sagemaker</w:t>
       </w:r>
-      <w:proofErr w:type="spellEnd"/>
       <w:r>
         <w:t xml:space="preserve"> to build robust and scalable cloud solutions.</w:t>
       </w:r>
@@ -273,7 +401,25 @@
         <w:pStyle w:val="Heading3"/>
       </w:pPr>
       <w:r>
-        <w:t>Senior Associate, Nagarro | 2019 - 2020</w:t>
+        <w:t>Senior Associate</w:t>
+      </w:r>
+      <w:r>
+        <w:t>,</w:t>
+      </w:r>
+      <w:r>
+        <w:t xml:space="preserve"> Nagarro | </w:t>
+      </w:r>
+      <w:r>
+        <w:t xml:space="preserve">Mar </w:t>
+      </w:r>
+      <w:r>
+        <w:t xml:space="preserve">2019 </w:t>
+      </w:r>
+      <w:r>
+        <w:t xml:space="preserve">– Oct </w:t>
+      </w:r>
+      <w:r>
+        <w:t>2020</w:t>
       </w:r>
     </w:p>
     <w:p>
@@ -378,7 +524,6 @@
       <w:r>
         <w:t xml:space="preserve">, and </w:t>
       </w:r>
-      <w:proofErr w:type="spellStart"/>
       <w:r>
         <w:rPr>
           <w:b/>
@@ -386,7 +531,6 @@
         </w:rPr>
         <w:t>Postgresql</w:t>
       </w:r>
-      <w:proofErr w:type="spellEnd"/>
       <w:r>
         <w:t>.</w:t>
       </w:r>
@@ -405,15 +549,25 @@
       </w:pPr>
       <w:r>
         <w:lastRenderedPageBreak/>
-        <w:t xml:space="preserve">Senior Software Engineer, </w:t>
-      </w:r>
-      <w:proofErr w:type="spellStart"/>
-      <w:r>
-        <w:t>Enbraun</w:t>
-      </w:r>
-      <w:proofErr w:type="spellEnd"/>
-      <w:r>
-        <w:t xml:space="preserve"> | 2015 - 2019</w:t>
+        <w:t xml:space="preserve">Senior Software Engineer, Enbraun | </w:t>
+      </w:r>
+      <w:r>
+        <w:t xml:space="preserve">Jul </w:t>
+      </w:r>
+      <w:r>
+        <w:t xml:space="preserve">2015 </w:t>
+      </w:r>
+      <w:r>
+        <w:t>–</w:t>
+      </w:r>
+      <w:r>
+        <w:t xml:space="preserve"> </w:t>
+      </w:r>
+      <w:r>
+        <w:t xml:space="preserve">May </w:t>
+      </w:r>
+      <w:r>
+        <w:t>2019</w:t>
       </w:r>
     </w:p>
     <w:p>
@@ -434,21 +588,12 @@
       <w:r>
         <w:t xml:space="preserve"> on the development of </w:t>
       </w:r>
-      <w:proofErr w:type="spellStart"/>
       <w:r>
         <w:rPr>
           <w:i/>
           <w:iCs/>
         </w:rPr>
-        <w:t>eResource</w:t>
-      </w:r>
-      <w:proofErr w:type="spellEnd"/>
-      <w:r>
-        <w:rPr>
-          <w:i/>
-          <w:iCs/>
-        </w:rPr>
-        <w:t xml:space="preserve"> Scheduler</w:t>
+        <w:t>eResource Scheduler</w:t>
       </w:r>
       <w:r>
         <w:t>, a multi-user resource management platform built from the ground up for scalability, availability, and customization</w:t>
@@ -495,7 +640,6 @@
       <w:r>
         <w:t xml:space="preserve"> and dynamic frontend modules using </w:t>
       </w:r>
-      <w:proofErr w:type="spellStart"/>
       <w:r>
         <w:rPr>
           <w:rStyle w:val="s1"/>
@@ -504,7 +648,6 @@
         </w:rPr>
         <w:t>JavaEE</w:t>
       </w:r>
-      <w:proofErr w:type="spellEnd"/>
       <w:r>
         <w:t xml:space="preserve">, </w:t>
       </w:r>
@@ -590,15 +733,7 @@
     </w:p>
     <w:p>
       <w:r>
-        <w:t>Industry-first Product Platform-as-a-Service (</w:t>
-      </w:r>
-      <w:proofErr w:type="spellStart"/>
-      <w:r>
-        <w:t>pPaaS</w:t>
-      </w:r>
-      <w:proofErr w:type="spellEnd"/>
-      <w:r>
-        <w:t>) to redefine digital innovation and drive competitive advantage through digital business. The platform provides a comprehensive set of tools and technology stack to efficiently manage, define, design, develop, and deploy phases of product development.</w:t>
+        <w:t>Industry-first Product Platform-as-a-Service (pPaaS) to redefine digital innovation and drive competitive advantage through digital business. The platform provides a comprehensive set of tools and technology stack to efficiently manage, define, design, develop, and deploy phases of product development.</w:t>
       </w:r>
     </w:p>
     <w:p>
@@ -629,7 +764,6 @@
       <w:r>
         <w:t xml:space="preserve">Implemented Java8, Spring Boot, AWS services, Kafka, ReactJS, Docker, Kubernetes, Jenkins, </w:t>
       </w:r>
-      <w:proofErr w:type="spellStart"/>
       <w:r>
         <w:rPr>
           <w:b/>
@@ -637,11 +771,9 @@
         </w:rPr>
         <w:t>Sagemaker</w:t>
       </w:r>
-      <w:proofErr w:type="spellEnd"/>
       <w:r>
         <w:t xml:space="preserve">, </w:t>
       </w:r>
-      <w:proofErr w:type="spellStart"/>
       <w:r>
         <w:rPr>
           <w:b/>
@@ -649,11 +781,9 @@
         </w:rPr>
         <w:t>MLFlow</w:t>
       </w:r>
-      <w:proofErr w:type="spellEnd"/>
       <w:r>
         <w:t xml:space="preserve">, </w:t>
       </w:r>
-      <w:proofErr w:type="spellStart"/>
       <w:r>
         <w:rPr>
           <w:b/>
@@ -661,7 +791,6 @@
         </w:rPr>
         <w:t>Kedro</w:t>
       </w:r>
-      <w:proofErr w:type="spellEnd"/>
       <w:r>
         <w:t xml:space="preserve">, and </w:t>
       </w:r>
@@ -680,13 +809,8 @@
       <w:pPr>
         <w:pStyle w:val="Heading3"/>
       </w:pPr>
-      <w:proofErr w:type="spellStart"/>
-      <w:r>
-        <w:t>DiPEC</w:t>
-      </w:r>
-      <w:proofErr w:type="spellEnd"/>
-      <w:r>
-        <w:t xml:space="preserve"> (Digitalized Project Execution)</w:t>
+      <w:r>
+        <w:t>DiPEC (Digitalized Project Execution Cycle)</w:t>
       </w:r>
     </w:p>
     <w:p>
@@ -698,9 +822,14 @@
       <w:r>
         <w:t xml:space="preserve">Link : </w:t>
       </w:r>
-      <w:r>
-        <w:t>https://www.dipec.siemens.co.in</w:t>
-      </w:r>
+      <w:hyperlink r:id="rId11" w:history="1">
+        <w:r>
+          <w:rPr>
+            <w:rStyle w:val="Hyperlink"/>
+          </w:rPr>
+          <w:t>https://www.dipec.siemens.co.in</w:t>
+        </w:r>
+      </w:hyperlink>
     </w:p>
     <w:p>
       <w:r>
@@ -809,31 +938,13 @@
       <w:pPr>
         <w:pStyle w:val="Heading3"/>
       </w:pPr>
-      <w:proofErr w:type="spellStart"/>
-      <w:r>
-        <w:t>eResource</w:t>
-      </w:r>
-      <w:proofErr w:type="spellEnd"/>
-      <w:r>
-        <w:t xml:space="preserve"> Scheduler</w:t>
-      </w:r>
-    </w:p>
-    <w:p>
-      <w:proofErr w:type="spellStart"/>
-      <w:r>
-        <w:t>Enbraun's</w:t>
-      </w:r>
-      <w:proofErr w:type="spellEnd"/>
-      <w:r>
-        <w:t xml:space="preserve"> </w:t>
-      </w:r>
-      <w:proofErr w:type="spellStart"/>
-      <w:r>
-        <w:t>eResource</w:t>
-      </w:r>
-      <w:proofErr w:type="spellEnd"/>
-      <w:r>
-        <w:t xml:space="preserve"> Scheduler is a multi-user feature-rich software for resource management and scheduling. The application enables organizations to efficiently schedule, plan, and manage employees, equipment, and other resources.</w:t>
+      <w:r>
+        <w:t>eResource Scheduler</w:t>
+      </w:r>
+    </w:p>
+    <w:p>
+      <w:r>
+        <w:t>Enbraun's eResource Scheduler is a multi-user feature-rich software for resource management and scheduling. The application enables organizations to efficiently schedule, plan, and manage employees, equipment, and other resources.</w:t>
       </w:r>
     </w:p>
     <w:p>
@@ -870,7 +981,6 @@
       <w:r>
         <w:t xml:space="preserve"> and interactive frontend modules using </w:t>
       </w:r>
-      <w:proofErr w:type="spellStart"/>
       <w:r>
         <w:rPr>
           <w:rStyle w:val="s1"/>
@@ -879,7 +989,6 @@
         </w:rPr>
         <w:t>JavaEE</w:t>
       </w:r>
-      <w:proofErr w:type="spellEnd"/>
       <w:r>
         <w:t xml:space="preserve">, </w:t>
       </w:r>
@@ -973,13 +1082,8 @@
       <w:pPr>
         <w:pStyle w:val="Heading3"/>
       </w:pPr>
-      <w:proofErr w:type="spellStart"/>
-      <w:r>
-        <w:t>ExamChi</w:t>
-      </w:r>
-      <w:proofErr w:type="spellEnd"/>
-      <w:r>
-        <w:t xml:space="preserve"> – Online Exam Practice Platform</w:t>
+      <w:r>
+        <w:t>ExamChi – Online Exam Practice Platform</w:t>
       </w:r>
     </w:p>
     <w:p>
@@ -1081,15 +1185,7 @@
         <w:t>Master of Science</w:t>
       </w:r>
       <w:r>
-        <w:t xml:space="preserve"> in Data Science from Liverpool John </w:t>
-      </w:r>
-      <w:proofErr w:type="spellStart"/>
-      <w:r>
-        <w:t>Moores</w:t>
-      </w:r>
-      <w:proofErr w:type="spellEnd"/>
-      <w:r>
-        <w:t xml:space="preserve"> University (Distance)</w:t>
+        <w:t xml:space="preserve"> in Data Science from Liverpool John Moores University (Distance)</w:t>
       </w:r>
     </w:p>
     <w:p>
@@ -1118,12 +1214,7 @@
     </w:p>
     <w:p/>
     <w:sectPr>
-      <w:headerReference w:type="even" r:id="rId11"/>
-      <w:headerReference w:type="default" r:id="rId12"/>
-      <w:footerReference w:type="even" r:id="rId13"/>
-      <w:footerReference w:type="default" r:id="rId14"/>
-      <w:headerReference w:type="first" r:id="rId15"/>
-      <w:footerReference w:type="first" r:id="rId16"/>
+      <w:footerReference w:type="default" r:id="rId12"/>
       <w:pgSz w:w="11906" w:h="16838"/>
       <w:pgMar w:top="1134" w:right="1440" w:bottom="1440" w:left="1440" w:header="708" w:footer="708" w:gutter="0"/>
       <w:cols w:space="708"/>
@@ -1157,16 +1248,6 @@
   <w:p>
     <w:pPr>
       <w:pStyle w:val="Footer"/>
-    </w:pPr>
-  </w:p>
-</w:ftr>
-</file>
-
-<file path=word/footer2.xml><?xml version="1.0" encoding="utf-8"?>
-<w:ftr xmlns:wpc="http://schemas.microsoft.com/office/word/2010/wordprocessingCanvas" xmlns:cx="http://schemas.microsoft.com/office/drawing/2014/chartex" xmlns:cx1="http://schemas.microsoft.com/office/drawing/2015/9/8/chartex" xmlns:cx2="http://schemas.microsoft.com/office/drawing/2015/10/21/chartex" xmlns:cx3="http://schemas.microsoft.com/office/drawing/2016/5/9/chartex" xmlns:cx4="http://schemas.microsoft.com/office/drawing/2016/5/10/chartex" xmlns:cx5="http://schemas.microsoft.com/office/drawing/2016/5/11/chartex" xmlns:cx6="http://schemas.microsoft.com/office/drawing/2016/5/12/chartex" xmlns:cx7="http://schemas.microsoft.com/office/drawing/2016/5/13/chartex" xmlns:cx8="http://schemas.microsoft.com/office/drawing/2016/5/14/chartex" xmlns:mc="http://schemas.openxmlformats.org/markup-compatibility/2006" xmlns:aink="http://schemas.microsoft.com/office/drawing/2016/ink" xmlns:am3d="http://schemas.microsoft.com/office/drawing/2017/model3d" xmlns:o="urn:schemas-microsoft-com:office:office" xmlns:oel="http://schemas.microsoft.com/office/2019/extlst" xmlns:r="http://schemas.openxmlformats.org/officeDocument/2006/relationships" xmlns:m="http://schemas.openxmlformats.org/officeDocument/2006/math" xmlns:v="urn:schemas-microsoft-com:vml" xmlns:wp14="http://schemas.microsoft.com/office/word/2010/wordprocessingDrawing" xmlns:wp="http://schemas.openxmlformats.org/drawingml/2006/wordprocessingDrawing" xmlns:w10="urn:schemas-microsoft-com:office:word" xmlns:w="http://schemas.openxmlformats.org/wordprocessingml/2006/main" xmlns:w14="http://schemas.microsoft.com/office/word/2010/wordml" xmlns:w15="http://schemas.microsoft.com/office/word/2012/wordml" xmlns:w16cex="http://schemas.microsoft.com/office/word/2018/wordml/cex" xmlns:w16cid="http://schemas.microsoft.com/office/word/2016/wordml/cid" xmlns:w16="http://schemas.microsoft.com/office/word/2018/wordml" xmlns:w16du="http://schemas.microsoft.com/office/word/2023/wordml/word16du" xmlns:w16sdtdh="http://schemas.microsoft.com/office/word/2020/wordml/sdtdatahash" xmlns:w16sdtfl="http://schemas.microsoft.com/office/word/2024/wordml/sdtformatlock" xmlns:w16se="http://schemas.microsoft.com/office/word/2015/wordml/symex" xmlns:wpg="http://schemas.microsoft.com/office/word/2010/wordprocessingGroup" xmlns:wpi="http://schemas.microsoft.com/office/word/2010/wordprocessingInk" xmlns:wne="http://schemas.microsoft.com/office/word/2006/wordml" xmlns:wps="http://schemas.microsoft.com/office/word/2010/wordprocessingShape" mc:Ignorable="w14 w15 w16se w16cid w16 w16cex w16sdtdh w16sdtfl w16du wp14">
-  <w:p>
-    <w:pPr>
-      <w:pStyle w:val="Footer"/>
       <w:tabs>
         <w:tab w:val="clear" w:pos="4513"/>
         <w:tab w:val="clear" w:pos="9026"/>
@@ -1202,23 +1283,8 @@
     </w:r>
     <w:r>
       <w:tab/>
-      <w:t xml:space="preserve">Last Updated on </w:t>
+      <w:t>Last Updated on data_current_date</w:t>
     </w:r>
-    <w:proofErr w:type="spellStart"/>
-    <w:r>
-      <w:t>data_current_date</w:t>
-    </w:r>
-    <w:proofErr w:type="spellEnd"/>
-  </w:p>
-</w:ftr>
-</file>
-
-<file path=word/footer3.xml><?xml version="1.0" encoding="utf-8"?>
-<w:ftr xmlns:wpc="http://schemas.microsoft.com/office/word/2010/wordprocessingCanvas" xmlns:cx="http://schemas.microsoft.com/office/drawing/2014/chartex" xmlns:cx1="http://schemas.microsoft.com/office/drawing/2015/9/8/chartex" xmlns:cx2="http://schemas.microsoft.com/office/drawing/2015/10/21/chartex" xmlns:cx3="http://schemas.microsoft.com/office/drawing/2016/5/9/chartex" xmlns:cx4="http://schemas.microsoft.com/office/drawing/2016/5/10/chartex" xmlns:cx5="http://schemas.microsoft.com/office/drawing/2016/5/11/chartex" xmlns:cx6="http://schemas.microsoft.com/office/drawing/2016/5/12/chartex" xmlns:cx7="http://schemas.microsoft.com/office/drawing/2016/5/13/chartex" xmlns:cx8="http://schemas.microsoft.com/office/drawing/2016/5/14/chartex" xmlns:mc="http://schemas.openxmlformats.org/markup-compatibility/2006" xmlns:aink="http://schemas.microsoft.com/office/drawing/2016/ink" xmlns:am3d="http://schemas.microsoft.com/office/drawing/2017/model3d" xmlns:o="urn:schemas-microsoft-com:office:office" xmlns:oel="http://schemas.microsoft.com/office/2019/extlst" xmlns:r="http://schemas.openxmlformats.org/officeDocument/2006/relationships" xmlns:m="http://schemas.openxmlformats.org/officeDocument/2006/math" xmlns:v="urn:schemas-microsoft-com:vml" xmlns:wp14="http://schemas.microsoft.com/office/word/2010/wordprocessingDrawing" xmlns:wp="http://schemas.openxmlformats.org/drawingml/2006/wordprocessingDrawing" xmlns:w10="urn:schemas-microsoft-com:office:word" xmlns:w="http://schemas.openxmlformats.org/wordprocessingml/2006/main" xmlns:w14="http://schemas.microsoft.com/office/word/2010/wordml" xmlns:w15="http://schemas.microsoft.com/office/word/2012/wordml" xmlns:w16cex="http://schemas.microsoft.com/office/word/2018/wordml/cex" xmlns:w16cid="http://schemas.microsoft.com/office/word/2016/wordml/cid" xmlns:w16="http://schemas.microsoft.com/office/word/2018/wordml" xmlns:w16du="http://schemas.microsoft.com/office/word/2023/wordml/word16du" xmlns:w16sdtdh="http://schemas.microsoft.com/office/word/2020/wordml/sdtdatahash" xmlns:w16sdtfl="http://schemas.microsoft.com/office/word/2024/wordml/sdtformatlock" xmlns:w16se="http://schemas.microsoft.com/office/word/2015/wordml/symex" xmlns:wpg="http://schemas.microsoft.com/office/word/2010/wordprocessingGroup" xmlns:wpi="http://schemas.microsoft.com/office/word/2010/wordprocessingInk" xmlns:wne="http://schemas.microsoft.com/office/word/2006/wordml" xmlns:wps="http://schemas.microsoft.com/office/word/2010/wordprocessingShape" mc:Ignorable="w14 w15 w16se w16cid w16 w16cex w16sdtdh w16sdtfl w16du wp14">
-  <w:p>
-    <w:pPr>
-      <w:pStyle w:val="Footer"/>
-    </w:pPr>
   </w:p>
 </w:ftr>
 </file>
@@ -1240,36 +1306,6 @@
     </w:p>
   </w:footnote>
 </w:footnotes>
-</file>
-
-<file path=word/header1.xml><?xml version="1.0" encoding="utf-8"?>
-<w:hdr xmlns:wpc="http://schemas.microsoft.com/office/word/2010/wordprocessingCanvas" xmlns:cx="http://schemas.microsoft.com/office/drawing/2014/chartex" xmlns:cx1="http://schemas.microsoft.com/office/drawing/2015/9/8/chartex" xmlns:cx2="http://schemas.microsoft.com/office/drawing/2015/10/21/chartex" xmlns:cx3="http://schemas.microsoft.com/office/drawing/2016/5/9/chartex" xmlns:cx4="http://schemas.microsoft.com/office/drawing/2016/5/10/chartex" xmlns:cx5="http://schemas.microsoft.com/office/drawing/2016/5/11/chartex" xmlns:cx6="http://schemas.microsoft.com/office/drawing/2016/5/12/chartex" xmlns:cx7="http://schemas.microsoft.com/office/drawing/2016/5/13/chartex" xmlns:cx8="http://schemas.microsoft.com/office/drawing/2016/5/14/chartex" xmlns:mc="http://schemas.openxmlformats.org/markup-compatibility/2006" xmlns:aink="http://schemas.microsoft.com/office/drawing/2016/ink" xmlns:am3d="http://schemas.microsoft.com/office/drawing/2017/model3d" xmlns:o="urn:schemas-microsoft-com:office:office" xmlns:oel="http://schemas.microsoft.com/office/2019/extlst" xmlns:r="http://schemas.openxmlformats.org/officeDocument/2006/relationships" xmlns:m="http://schemas.openxmlformats.org/officeDocument/2006/math" xmlns:v="urn:schemas-microsoft-com:vml" xmlns:wp14="http://schemas.microsoft.com/office/word/2010/wordprocessingDrawing" xmlns:wp="http://schemas.openxmlformats.org/drawingml/2006/wordprocessingDrawing" xmlns:w10="urn:schemas-microsoft-com:office:word" xmlns:w="http://schemas.openxmlformats.org/wordprocessingml/2006/main" xmlns:w14="http://schemas.microsoft.com/office/word/2010/wordml" xmlns:w15="http://schemas.microsoft.com/office/word/2012/wordml" xmlns:w16cex="http://schemas.microsoft.com/office/word/2018/wordml/cex" xmlns:w16cid="http://schemas.microsoft.com/office/word/2016/wordml/cid" xmlns:w16="http://schemas.microsoft.com/office/word/2018/wordml" xmlns:w16du="http://schemas.microsoft.com/office/word/2023/wordml/word16du" xmlns:w16sdtdh="http://schemas.microsoft.com/office/word/2020/wordml/sdtdatahash" xmlns:w16sdtfl="http://schemas.microsoft.com/office/word/2024/wordml/sdtformatlock" xmlns:w16se="http://schemas.microsoft.com/office/word/2015/wordml/symex" xmlns:wpg="http://schemas.microsoft.com/office/word/2010/wordprocessingGroup" xmlns:wpi="http://schemas.microsoft.com/office/word/2010/wordprocessingInk" xmlns:wne="http://schemas.microsoft.com/office/word/2006/wordml" xmlns:wps="http://schemas.microsoft.com/office/word/2010/wordprocessingShape" mc:Ignorable="w14 w15 w16se w16cid w16 w16cex w16sdtdh w16sdtfl w16du wp14">
-  <w:p>
-    <w:pPr>
-      <w:pStyle w:val="Header"/>
-    </w:pPr>
-  </w:p>
-</w:hdr>
-</file>
-
-<file path=word/header2.xml><?xml version="1.0" encoding="utf-8"?>
-<w:hdr xmlns:wpc="http://schemas.microsoft.com/office/word/2010/wordprocessingCanvas" xmlns:cx="http://schemas.microsoft.com/office/drawing/2014/chartex" xmlns:cx1="http://schemas.microsoft.com/office/drawing/2015/9/8/chartex" xmlns:cx2="http://schemas.microsoft.com/office/drawing/2015/10/21/chartex" xmlns:cx3="http://schemas.microsoft.com/office/drawing/2016/5/9/chartex" xmlns:cx4="http://schemas.microsoft.com/office/drawing/2016/5/10/chartex" xmlns:cx5="http://schemas.microsoft.com/office/drawing/2016/5/11/chartex" xmlns:cx6="http://schemas.microsoft.com/office/drawing/2016/5/12/chartex" xmlns:cx7="http://schemas.microsoft.com/office/drawing/2016/5/13/chartex" xmlns:cx8="http://schemas.microsoft.com/office/drawing/2016/5/14/chartex" xmlns:mc="http://schemas.openxmlformats.org/markup-compatibility/2006" xmlns:aink="http://schemas.microsoft.com/office/drawing/2016/ink" xmlns:am3d="http://schemas.microsoft.com/office/drawing/2017/model3d" xmlns:o="urn:schemas-microsoft-com:office:office" xmlns:oel="http://schemas.microsoft.com/office/2019/extlst" xmlns:r="http://schemas.openxmlformats.org/officeDocument/2006/relationships" xmlns:m="http://schemas.openxmlformats.org/officeDocument/2006/math" xmlns:v="urn:schemas-microsoft-com:vml" xmlns:wp14="http://schemas.microsoft.com/office/word/2010/wordprocessingDrawing" xmlns:wp="http://schemas.openxmlformats.org/drawingml/2006/wordprocessingDrawing" xmlns:w10="urn:schemas-microsoft-com:office:word" xmlns:w="http://schemas.openxmlformats.org/wordprocessingml/2006/main" xmlns:w14="http://schemas.microsoft.com/office/word/2010/wordml" xmlns:w15="http://schemas.microsoft.com/office/word/2012/wordml" xmlns:w16cex="http://schemas.microsoft.com/office/word/2018/wordml/cex" xmlns:w16cid="http://schemas.microsoft.com/office/word/2016/wordml/cid" xmlns:w16="http://schemas.microsoft.com/office/word/2018/wordml" xmlns:w16du="http://schemas.microsoft.com/office/word/2023/wordml/word16du" xmlns:w16sdtdh="http://schemas.microsoft.com/office/word/2020/wordml/sdtdatahash" xmlns:w16sdtfl="http://schemas.microsoft.com/office/word/2024/wordml/sdtformatlock" xmlns:w16se="http://schemas.microsoft.com/office/word/2015/wordml/symex" xmlns:wpg="http://schemas.microsoft.com/office/word/2010/wordprocessingGroup" xmlns:wpi="http://schemas.microsoft.com/office/word/2010/wordprocessingInk" xmlns:wne="http://schemas.microsoft.com/office/word/2006/wordml" xmlns:wps="http://schemas.microsoft.com/office/word/2010/wordprocessingShape" mc:Ignorable="w14 w15 w16se w16cid w16 w16cex w16sdtdh w16sdtfl w16du wp14">
-  <w:p>
-    <w:pPr>
-      <w:pStyle w:val="Header"/>
-    </w:pPr>
-  </w:p>
-</w:hdr>
-</file>
-
-<file path=word/header3.xml><?xml version="1.0" encoding="utf-8"?>
-<w:hdr xmlns:wpc="http://schemas.microsoft.com/office/word/2010/wordprocessingCanvas" xmlns:cx="http://schemas.microsoft.com/office/drawing/2014/chartex" xmlns:cx1="http://schemas.microsoft.com/office/drawing/2015/9/8/chartex" xmlns:cx2="http://schemas.microsoft.com/office/drawing/2015/10/21/chartex" xmlns:cx3="http://schemas.microsoft.com/office/drawing/2016/5/9/chartex" xmlns:cx4="http://schemas.microsoft.com/office/drawing/2016/5/10/chartex" xmlns:cx5="http://schemas.microsoft.com/office/drawing/2016/5/11/chartex" xmlns:cx6="http://schemas.microsoft.com/office/drawing/2016/5/12/chartex" xmlns:cx7="http://schemas.microsoft.com/office/drawing/2016/5/13/chartex" xmlns:cx8="http://schemas.microsoft.com/office/drawing/2016/5/14/chartex" xmlns:mc="http://schemas.openxmlformats.org/markup-compatibility/2006" xmlns:aink="http://schemas.microsoft.com/office/drawing/2016/ink" xmlns:am3d="http://schemas.microsoft.com/office/drawing/2017/model3d" xmlns:o="urn:schemas-microsoft-com:office:office" xmlns:oel="http://schemas.microsoft.com/office/2019/extlst" xmlns:r="http://schemas.openxmlformats.org/officeDocument/2006/relationships" xmlns:m="http://schemas.openxmlformats.org/officeDocument/2006/math" xmlns:v="urn:schemas-microsoft-com:vml" xmlns:wp14="http://schemas.microsoft.com/office/word/2010/wordprocessingDrawing" xmlns:wp="http://schemas.openxmlformats.org/drawingml/2006/wordprocessingDrawing" xmlns:w10="urn:schemas-microsoft-com:office:word" xmlns:w="http://schemas.openxmlformats.org/wordprocessingml/2006/main" xmlns:w14="http://schemas.microsoft.com/office/word/2010/wordml" xmlns:w15="http://schemas.microsoft.com/office/word/2012/wordml" xmlns:w16cex="http://schemas.microsoft.com/office/word/2018/wordml/cex" xmlns:w16cid="http://schemas.microsoft.com/office/word/2016/wordml/cid" xmlns:w16="http://schemas.microsoft.com/office/word/2018/wordml" xmlns:w16du="http://schemas.microsoft.com/office/word/2023/wordml/word16du" xmlns:w16sdtdh="http://schemas.microsoft.com/office/word/2020/wordml/sdtdatahash" xmlns:w16sdtfl="http://schemas.microsoft.com/office/word/2024/wordml/sdtformatlock" xmlns:w16se="http://schemas.microsoft.com/office/word/2015/wordml/symex" xmlns:wpg="http://schemas.microsoft.com/office/word/2010/wordprocessingGroup" xmlns:wpi="http://schemas.microsoft.com/office/word/2010/wordprocessingInk" xmlns:wne="http://schemas.microsoft.com/office/word/2006/wordml" xmlns:wps="http://schemas.microsoft.com/office/word/2010/wordprocessingShape" mc:Ignorable="w14 w15 w16se w16cid w16 w16cex w16sdtdh w16sdtfl w16du wp14">
-  <w:p>
-    <w:pPr>
-      <w:pStyle w:val="Header"/>
-    </w:pPr>
-  </w:p>
-</w:hdr>
 </file>
 
 <file path=word/numbering.xml><?xml version="1.0" encoding="utf-8"?>
